--- a/website-pages/04_Preschools.docx
+++ b/website-pages/04_Preschools.docx
@@ -54,7 +54,7 @@
         <w:rPr>
           <w:lang w:val="en-GB"/>
         </w:rPr>
-        <w:t>Ohel’s preschools combine high-quality education and therapy to help every child develop the skills to communicate, express themselves, and grow with confidence.</w:t>
+        <w:t>Oel’s preschools combine high-quality education and therapy to help every child develop the skills to communicate, express themselves, and grow with confidence.</w:t>
       </w:r>
     </w:p>
     <w:p>
